--- a/courses/mathematics/output/grade8/Grade8-CM-1st_Trim-SY2026-2027-Mathematics.docx
+++ b/courses/mathematics/output/grade8/Grade8-CM-1st_Trim-SY2026-2027-Mathematics.docx
@@ -1161,7 +1161,7 @@
           <w:i/>
           <w:sz w:val="18"/>
         </w:rPr>
-        <w:t>5 meetings per cycle · 10 usable cycles (50 meetings) · Cycle 11 reserved as buffer · Every lesson has its own simulation in the LSGH Math 8 SimBook</w:t>
+        <w:t>5 meetings per cycle · 10 usable cycles (50 meetings) · Cycle 11 reserved as buffer · Every lesson has its own simulation in the LSGH Math SimBook</w:t>
       </w:r>
     </w:p>
     <w:tbl>
@@ -3986,7 +3986,7 @@
                 <w:i w:val="0"/>
                 <w:sz w:val="18"/>
               </w:rPr>
-              <w:t>LSGH Math 8 SimBook – Term 1 Lesson 1 (hook sim, lesson slides with notes, and Exercises)</w:t>
+              <w:t>LSGH Math SimBook – Grade 8 Term 1 Lesson 1 (hook sim, lesson slides with notes, and Exercises)</w:t>
             </w:r>
           </w:p>
           <w:p>
@@ -4614,7 +4614,7 @@
                 <w:i w:val="0"/>
                 <w:sz w:val="18"/>
               </w:rPr>
-              <w:t>LSGH Math 8 SimBook – Term 1 Lesson 2 (hook sim, lesson slides with notes, and Exercises)</w:t>
+              <w:t>LSGH Math SimBook – Grade 8 Term 1 Lesson 2 (hook sim, lesson slides with notes, and Exercises)</w:t>
             </w:r>
           </w:p>
           <w:p>
@@ -5242,7 +5242,7 @@
                 <w:i w:val="0"/>
                 <w:sz w:val="18"/>
               </w:rPr>
-              <w:t>LSGH Math 8 SimBook – Term 1 Lesson 3 (hook sim, lesson slides with notes, and Exercises)</w:t>
+              <w:t>LSGH Math SimBook – Grade 8 Term 1 Lesson 3 (hook sim, lesson slides with notes, and Exercises)</w:t>
             </w:r>
           </w:p>
           <w:p>
@@ -5972,7 +5972,7 @@
                 <w:i w:val="0"/>
                 <w:sz w:val="18"/>
               </w:rPr>
-              <w:t>LSGH Math 8 SimBook – Term 1 Lesson 4 (hook sim, lesson slides with notes, and Exercises)</w:t>
+              <w:t>LSGH Math SimBook – Grade 8 Term 1 Lesson 4 (hook sim, lesson slides with notes, and Exercises)</w:t>
             </w:r>
           </w:p>
           <w:p>
@@ -6742,7 +6742,7 @@
                 <w:i w:val="0"/>
                 <w:sz w:val="18"/>
               </w:rPr>
-              <w:t>LSGH Math 8 SimBook – Term 1 Lesson 5 (hook sim, lesson slides with notes, and Exercises)</w:t>
+              <w:t>LSGH Math SimBook – Grade 8 Term 1 Lesson 5 (hook sim, lesson slides with notes, and Exercises)</w:t>
             </w:r>
           </w:p>
           <w:p>
@@ -7859,7 +7859,7 @@
                 <w:i w:val="0"/>
                 <w:sz w:val="18"/>
               </w:rPr>
-              <w:t>LSGH Math 8 SimBook – Term 1 Lesson 6 (hook sim, lesson slides with notes, and Exercises)</w:t>
+              <w:t>LSGH Math SimBook – Grade 8 Term 1 Lesson 6 (hook sim, lesson slides with notes, and Exercises)</w:t>
             </w:r>
           </w:p>
           <w:p>
@@ -8478,7 +8478,7 @@
                 <w:i w:val="0"/>
                 <w:sz w:val="18"/>
               </w:rPr>
-              <w:t>LSGH Math 8 SimBook – Term 1 Lesson 7 (hook sim, lesson slides with notes, and Exercises)</w:t>
+              <w:t>LSGH Math SimBook – Grade 8 Term 1 Lesson 7 (hook sim, lesson slides with notes, and Exercises)</w:t>
             </w:r>
           </w:p>
           <w:p>
@@ -9450,7 +9450,7 @@
                 <w:i w:val="0"/>
                 <w:sz w:val="18"/>
               </w:rPr>
-              <w:t>LSGH Math 8 SimBook – Term 1 Lesson 8 (hook sim, lesson slides with notes, and Exercises)</w:t>
+              <w:t>LSGH Math SimBook – Grade 8 Term 1 Lesson 8 (hook sim, lesson slides with notes, and Exercises)</w:t>
             </w:r>
           </w:p>
           <w:p>
@@ -10197,7 +10197,7 @@
                 <w:i w:val="0"/>
                 <w:sz w:val="18"/>
               </w:rPr>
-              <w:t>LSGH Math 8 SimBook – Term 1 Lesson 9 (hook sim, lesson slides with notes, and Exercises)</w:t>
+              <w:t>LSGH Math SimBook – Grade 8 Term 1 Lesson 9 (hook sim, lesson slides with notes, and Exercises)</w:t>
             </w:r>
           </w:p>
           <w:p>
